--- a/public/templates-clean/orhideelor/11. Anexa 8 - Acord de închidere centru.docx
+++ b/public/templates-clean/orhideelor/11. Anexa 8 - Acord de închidere centru.docx
@@ -65,7 +65,7 @@
           <w:w w:val="125"/>
           <w:sz w:val="28"/>
         </w:rPr>
-        <w:t>Contractul Nr. {NUMAR_CONTRACT}/12.07</w:t>
+        <w:t>Contractul Nr. {NUMAR_CONTRACT}/{DATA_CONTRACT}</w:t>
       </w:r>
       <w:r>
         <w:rPr>
@@ -73,7 +73,7 @@
           <w:w w:val="125"/>
           <w:sz w:val="28"/>
         </w:rPr>
-        <w:t xml:space="preserve"> </w:t>
+        <w:t xml:space="preserve"/>
       </w:r>
       <w:r>
         <w:rPr>
@@ -87,7 +87,7 @@
           <w:w w:val="125"/>
           <w:sz w:val="28"/>
         </w:rPr>
-        <w:t xml:space="preserve"> </w:t>
+        <w:t xml:space="preserve"/>
       </w:r>
       <w:r>
         <w:rPr>
@@ -101,7 +101,7 @@
           <w:w w:val="125"/>
           <w:sz w:val="28"/>
         </w:rPr>
-        <w:t>.2026</w:t>
+        <w:t/>
       </w:r>
     </w:p>
     <w:p>
